--- a/en/wisdom-stories/how-can-i-escape-my-thoughts.docx
+++ b/en/wisdom-stories/how-can-i-escape-my-thoughts.docx
@@ -3,63 +3,106 @@
 <w:document xmlns:wpc="http://schemas.microsoft.com/office/word/2010/wordprocessingCanvas" xmlns:mo="http://schemas.microsoft.com/office/mac/office/2008/main" xmlns:mc="http://schemas.openxmlformats.org/markup-compatibility/2006" xmlns:mv="urn:schemas-microsoft-com:mac:vml" xmlns:o="urn:schemas-microsoft-com:office:office" xmlns:r="http://schemas.openxmlformats.org/officeDocument/2006/relationships" xmlns:m="http://schemas.openxmlformats.org/officeDocument/2006/math" xmlns:v="urn:schemas-microsoft-com:vml" xmlns:wp14="http://schemas.microsoft.com/office/word/2010/wordprocessingDrawing" xmlns:wp="http://schemas.openxmlformats.org/drawingml/2006/wordprocessingDrawing" xmlns:w10="urn:schemas-microsoft-com:office:word" xmlns:w="http://schemas.openxmlformats.org/wordprocessingml/2006/main" xmlns:w14="http://schemas.microsoft.com/office/word/2010/wordml" xmlns:wpg="http://schemas.microsoft.com/office/word/2010/wordprocessingGroup" xmlns:wpi="http://schemas.microsoft.com/office/word/2010/wordprocessingInk" xmlns:wne="http://schemas.microsoft.com/office/word/2006/wordml" xmlns:wps="http://schemas.microsoft.com/office/word/2010/wordprocessingShape" mc:Ignorable="w14 wp14">
   <w:body>
     <w:p>
+      <w:pPr>
+        <w:pStyle w:val="Title"/>
+      </w:pPr>
       <w:r>
-        <w:t>How can I get rid of my thoughts?</w:t>
+        <w:t>Letting Go of Troubling Thoughts</w:t>
       </w:r>
     </w:p>
     <w:p>
+      <w:pPr>
+        <w:spacing w:after="80"/>
+      </w:pPr>
       <w:r>
         <w:t>One day, a man came to visit one of the scholars of his time and asked:</w:t>
       </w:r>
     </w:p>
     <w:p>
+      <w:pPr>
+        <w:spacing w:after="80"/>
+      </w:pPr>
       <w:r>
-        <w:t>— How can I get rid of the painful thoughts that I am a prisoner of?</w:t>
+        <w:t>“How can I escape the painful thoughts that keep me prisoner?”</w:t>
       </w:r>
     </w:p>
     <w:p>
+      <w:pPr>
+        <w:spacing w:after="80"/>
+      </w:pPr>
       <w:r>
-        <w:t>Instead of answering him, the scholar stood up, hugged a nearby pole and began to shout with all his might:</w:t>
+        <w:t>Instead of answering, the scholar stood, wrapped his arms around a nearby post, and began shouting:</w:t>
       </w:r>
     </w:p>
     <w:p>
+      <w:pPr>
+        <w:spacing w:after="80"/>
+      </w:pPr>
       <w:r>
-        <w:t>— Separate me from this pole, save my life from it!… —.</w:t>
+        <w:t>“Help! Free me from this post!”</w:t>
       </w:r>
     </w:p>
     <w:p>
+      <w:pPr>
+        <w:spacing w:after="80"/>
+      </w:pPr>
       <w:r>
         <w:t>The man, looking at him in surprise, asked:</w:t>
       </w:r>
     </w:p>
     <w:p>
+      <w:pPr/>
       <w:r>
-        <w:t>— Why are you doing this? I thought you were a wise man and came to ask for help. But I see that you do not look like a wise man. You yourself held the pole, it did not hold you. Let go of it, and your life will be saved!</w:t>
+        <w:t>“Why are you doing that? I came because I thought you were wise. The post isn’t holding you—you’re holding it. Let go, and you’ll be free!”</w:t>
       </w:r>
     </w:p>
     <w:p>
+      <w:pPr>
+        <w:spacing w:after="80"/>
+      </w:pPr>
       <w:r>
         <w:t>The scholar let go of the pole and said to the man:</w:t>
       </w:r>
     </w:p>
     <w:p>
+      <w:pPr>
+        <w:keepNext/>
+      </w:pPr>
       <w:r>
-        <w:t>— You yourself answered your own question. It is not you who holds thoughts, but you! Let them go so that your life will be saved.</w:t>
+        <w:t>“You’ve answered your own question,” the scholar said, releasing the post. “Your thoughts are not holding on to you; you are holding on to them. Let go, and you can begin to feel free.”</w:t>
       </w:r>
     </w:p>
     <w:p>
+      <w:pPr>
+        <w:keepNext/>
+        <w:keepLines/>
+        <w:spacing w:before="160"/>
+      </w:pPr>
       <w:r>
-        <w:t>Moral: You yourself hold the thoughts that oppress you; it is in your hands to let them go. Change your perspective, and your burden will lighten.</w:t>
+        <w:rPr>
+          <w:b/>
+        </w:rPr>
+        <w:t>Moral:</w:t>
+      </w:r>
+      <w:r>
+        <w:t xml:space="preserve"> You yourself hold the thoughts that oppress you; it is in your hands to let them go. Change your perspective, and your burden will lighten.</w:t>
       </w:r>
     </w:p>
     <w:p>
+      <w:pPr>
+        <w:spacing w:after="80"/>
+      </w:pPr>
       <w:r>
-        <w:t>The story was obtained from open Internet sources.</w:t>
+        <w:rPr>
+          <w:i/>
+          <w:sz w:val="18"/>
+        </w:rPr>
+        <w:t>Source: Publicly available internet sources.</w:t>
       </w:r>
     </w:p>
     <w:sectPr>
       <w:pgSz w:w="12240" w:h="15840"/>
-      <w:pgMar w:top="1440" w:right="1800" w:bottom="1440" w:left="1800" w:header="720" w:footer="720" w:gutter="0"/>
+      <w:pgMar w:top="1080" w:right="1224" w:bottom="1080" w:left="1224" w:header="720" w:footer="720" w:gutter="0"/>
       <w:cols w:space="720"/>
       <w:docGrid w:linePitch="360"/>
     </w:sectPr>
@@ -430,6 +473,16 @@
     <w:name w:val="Normal"/>
     <w:qFormat/>
     <w:rsid w:val="00FC693F"/>
+    <w:pPr>
+      <w:widowControl/>
+      <w:spacing w:after="120" w:line="259" w:lineRule="auto"/>
+    </w:pPr>
+    <w:rPr>
+      <w:rFonts w:ascii="Arial" w:hAnsi="Arial"/>
+      <w:color w:val="000000"/>
+      <w:sz w:val="22"/>
+      <w:lang w:val="en-US"/>
+    </w:rPr>
   </w:style>
   <w:style w:type="paragraph" w:styleId="Header">
     <w:name w:val="header"/>
@@ -772,18 +825,17 @@
     <w:qFormat/>
     <w:rsid w:val="00FC693F"/>
     <w:pPr>
-      <w:pBdr>
-        <w:bottom w:val="single" w:sz="8" w:space="4" w:color="4F81BD" w:themeColor="accent1"/>
-      </w:pBdr>
-      <w:spacing w:after="300" w:line="240" w:lineRule="auto"/>
+      <w:keepNext/>
+      <w:spacing w:after="280" w:line="240" w:lineRule="auto"/>
       <w:contextualSpacing/>
     </w:pPr>
     <w:rPr>
-      <w:rFonts w:asciiTheme="majorHAnsi" w:eastAsiaTheme="majorEastAsia" w:hAnsiTheme="majorHAnsi" w:cstheme="majorBidi"/>
-      <w:color w:val="17365D" w:themeColor="text2" w:themeShade="BF"/>
+      <w:rFonts w:asciiTheme="majorHAnsi" w:eastAsiaTheme="majorEastAsia" w:hAnsiTheme="majorHAnsi" w:cstheme="majorBidi" w:ascii="Arial" w:hAnsi="Arial"/>
+      <w:b/>
+      <w:color w:val="000000"/>
       <w:spacing w:val="5"/>
       <w:kern w:val="28"/>
-      <w:sz w:val="52"/>
+      <w:sz w:val="34"/>
       <w:szCs w:val="52"/>
     </w:rPr>
   </w:style>
@@ -1259,9 +1311,6 @@
     <w:qFormat/>
     <w:rsid w:val="00FC693F"/>
     <w:pPr>
-      <w:pBdr>
-        <w:bottom w:val="single" w:sz="4" w:space="4" w:color="4F81BD" w:themeColor="accent1"/>
-      </w:pBdr>
       <w:spacing w:before="200" w:after="280"/>
       <w:ind w:left="936" w:right="936"/>
     </w:pPr>

--- a/en/wisdom-stories/how-can-i-escape-my-thoughts.docx
+++ b/en/wisdom-stories/how-can-i-escape-my-thoughts.docx
@@ -7,7 +7,7 @@
         <w:pStyle w:val="Title"/>
       </w:pPr>
       <w:r>
-        <w:t>Letting Go of Troubling Thoughts</w:t>
+        <w:t>How Can I Escape My Thoughts?</w:t>
       </w:r>
     </w:p>
     <w:p>
@@ -15,7 +15,7 @@
         <w:spacing w:after="80"/>
       </w:pPr>
       <w:r>
-        <w:t>One day, a man came to visit one of the scholars of his time and asked:</w:t>
+        <w:t>One day, a man came to visit one of the renowned scholars of his time and asked:</w:t>
       </w:r>
     </w:p>
     <w:p>
@@ -31,7 +31,7 @@
         <w:spacing w:after="80"/>
       </w:pPr>
       <w:r>
-        <w:t>Instead of answering, the scholar stood, wrapped his arms around a nearby post, and began shouting:</w:t>
+        <w:t>Instead of answering, the scholar stood, wrapped his arms around a nearby post, and began shouting with all his might:</w:t>
       </w:r>
     </w:p>
     <w:p>
@@ -39,7 +39,7 @@
         <w:spacing w:after="80"/>
       </w:pPr>
       <w:r>
-        <w:t>“Help! Free me from this post!”</w:t>
+        <w:t>“Separate me from this post — save my life from it!”</w:t>
       </w:r>
     </w:p>
     <w:p>
@@ -53,7 +53,7 @@
     <w:p>
       <w:pPr/>
       <w:r>
-        <w:t>“Why are you doing that? I came because I thought you were wise. The post isn’t holding you—you’re holding it. Let go, and you’ll be free!”</w:t>
+        <w:t>“Why are you doing that? I came to ask for help because I thought you were wise. But I see that you do not seem like a wise man. The post isn’t holding you—you’re holding it. Let go, and your life will be saved!”</w:t>
       </w:r>
     </w:p>
     <w:p>
@@ -61,7 +61,7 @@
         <w:spacing w:after="80"/>
       </w:pPr>
       <w:r>
-        <w:t>The scholar let go of the pole and said to the man:</w:t>
+        <w:t>The scholar let go of the post and said to the man:</w:t>
       </w:r>
     </w:p>
     <w:p>
@@ -69,7 +69,7 @@
         <w:keepNext/>
       </w:pPr>
       <w:r>
-        <w:t>“You’ve answered your own question,” the scholar said, releasing the post. “Your thoughts are not holding on to you; you are holding on to them. Let go, and you can begin to feel free.”</w:t>
+        <w:t>“You’ve answered your own question. Your thoughts are not holding on to you; you are holding on to them. Let them go, so that your life may be freed as well.”</w:t>
       </w:r>
     </w:p>
     <w:p>
@@ -82,11 +82,9 @@
         <w:rPr>
           <w:b/>
         </w:rPr>
-        <w:t>Moral:</w:t>
+        <w:t>Moral: You yourself hold the thoughts that oppress you; it is in your hands to let them go. Change your perspective, and your burden will lighten.</w:t>
       </w:r>
-      <w:r>
-        <w:t xml:space="preserve"> You yourself hold the thoughts that oppress you; it is in your hands to let them go. Change your perspective, and your burden will lighten.</w:t>
-      </w:r>
+      <w:r/>
     </w:p>
     <w:p>
       <w:pPr>
@@ -97,7 +95,7 @@
           <w:i/>
           <w:sz w:val="18"/>
         </w:rPr>
-        <w:t>Source: Publicly available internet sources.</w:t>
+        <w:t>Stories are taken from open Internet sources; illustrations were created with AI.</w:t>
       </w:r>
     </w:p>
     <w:sectPr>
